--- a/materi-task-docx/Day8-Materi-Habmann-Digital-Learning-UX-UI-Structure-Visual-Hierarchy-and-Interaction.docx
+++ b/materi-task-docx/Day8-Materi-Habmann-Digital-Learning-UX-UI-Structure-Visual-Hierarchy-and-Interaction.docx
@@ -54,6 +54,77 @@
     </w:p>
     <w:tbl>
       <w:tblPr>
+        <w:tblW w:w="9598" w:type="dxa"/>
+        <w:tblBorders>
+          <w:top w:val="single" w:sz="4" w:space="0" w:color="8793A3"/>
+          <w:left w:val="single" w:sz="4" w:space="0" w:color="8793A3"/>
+          <w:bottom w:val="single" w:sz="4" w:space="0" w:color="8793A3"/>
+          <w:right w:val="single" w:sz="4" w:space="0" w:color="8793A3"/>
+        </w:tblBorders>
+        <w:tblLayout w:type="fixed"/>
+        <w:tblCellMar>
+          <w:top w:w="90" w:type="dxa"/>
+          <w:left w:w="160" w:type="dxa"/>
+          <w:bottom w:w="90" w:type="dxa"/>
+          <w:right w:w="160" w:type="dxa"/>
+        </w:tblCellMar>
+      </w:tblPr>
+      <w:tblGrid>
+        <w:gridCol w:w="9598"/>
+      </w:tblGrid>
+      <w:tr>
+        <w:tc>
+          <w:tcPr>
+            <w:tcW w:type="dxa" w:w="9598"/>
+            <w:tcBorders>
+              <w:left w:val="single" w:sz="28" w:space="0" w:color="8793A3"/>
+            </w:tcBorders>
+            <w:shd w:val="clear" w:color="auto" w:fill="FFFFFF"/>
+          </w:tcPr>
+          <w:p>
+            <w:pPr>
+              <w:keepNext/>
+              <w:spacing w:before="0" w:after="60"/>
+            </w:pPr>
+            <w:r>
+              <w:rPr>
+                <w:b/>
+                <w:color w:val="8793A3"/>
+                <w:sz w:val="20"/>
+              </w:rPr>
+              <w:t>AI notice · KI-Hinweis</w:t>
+            </w:r>
+          </w:p>
+          <w:p>
+            <w:pPr>
+              <w:spacing w:before="0" w:after="100"/>
+            </w:pPr>
+            <w:r>
+              <w:rPr/>
+              <w:t>This document was produced with the help of an AI language model (Claude, Anthropic). The AI drafted the text and tables and drew the diagrams from code. The content was then read, corrected and approved by the reviewer named below, who is responsible for its accuracy. Every diagram carries an AI label on the image. Check figures and sources before you quote them.</w:t>
+            </w:r>
+          </w:p>
+          <w:p>
+            <w:pPr>
+              <w:spacing w:before="0" w:after="100"/>
+            </w:pPr>
+            <w:r>
+              <w:rPr>
+                <w:i/>
+              </w:rPr>
+              <w:t>KI-Hinweis: Dieses Dokument wurde mit Unterstützung eines KI-Sprachmodells (Claude, Anthropic) erstellt. Texte und Tabellen wurden von der KI entworfen, die Abbildungen sind KI-generiert und am Bild gekennzeichnet. Die fachliche Prüfung und Freigabe erfolgte durch die unten genannte Person.</w:t>
+            </w:r>
+          </w:p>
+        </w:tc>
+      </w:tr>
+    </w:tbl>
+    <w:p>
+      <w:pPr>
+        <w:spacing w:before="0" w:after="80"/>
+      </w:pPr>
+    </w:p>
+    <w:tbl>
+      <w:tblPr>
         <w:tblW w:w="9638" w:type="dxa"/>
         <w:tblBorders>
           <w:top w:val="single" w:sz="4" w:space="0" w:color="D5DEE9"/>
@@ -239,7 +310,7 @@
                 <w:color w:val="556274"/>
                 <w:sz w:val="19"/>
               </w:rPr>
-              <w:t>Website (playground)</w:t>
+              <w:t>Playground (website)</w:t>
             </w:r>
           </w:p>
         </w:tc>
@@ -255,7 +326,7 @@
               <w:rPr>
                 <w:sz w:val="20"/>
               </w:rPr>
-              <w:t>Not yet published (the link will be added once Day 8 is deployed)</w:t>
+              <w:t>https://aion-dl.vercel.app/day/8/</w:t>
             </w:r>
           </w:p>
         </w:tc>
@@ -293,6 +364,80 @@
                 <w:sz w:val="20"/>
               </w:rPr>
               <w:t>Worked examples use LearnLoop, an online-course provider. The task case is StructLearn, a cluttered learning platform (see the Task document).</w:t>
+            </w:r>
+          </w:p>
+        </w:tc>
+      </w:tr>
+      <w:tr>
+        <w:tc>
+          <w:tcPr>
+            <w:tcW w:type="dxa" w:w="2300"/>
+            <w:shd w:val="clear" w:color="auto" w:fill="E6ECF4"/>
+          </w:tcPr>
+          <w:p>
+            <w:pPr>
+              <w:spacing w:before="0" w:after="0"/>
+            </w:pPr>
+            <w:r>
+              <w:rPr>
+                <w:b/>
+                <w:color w:val="556274"/>
+                <w:sz w:val="19"/>
+              </w:rPr>
+              <w:t>Version</w:t>
+            </w:r>
+          </w:p>
+        </w:tc>
+        <w:tc>
+          <w:tcPr>
+            <w:tcW w:type="dxa" w:w="7338"/>
+          </w:tcPr>
+          <w:p>
+            <w:pPr>
+              <w:spacing w:before="0" w:after="0"/>
+            </w:pPr>
+            <w:r>
+              <w:rPr>
+                <w:sz w:val="20"/>
+              </w:rPr>
+              <w:t>1.1 · release date 14.10.2026</w:t>
+            </w:r>
+          </w:p>
+        </w:tc>
+      </w:tr>
+      <w:tr>
+        <w:tc>
+          <w:tcPr>
+            <w:tcW w:type="dxa" w:w="2300"/>
+            <w:shd w:val="clear" w:color="auto" w:fill="E6ECF4"/>
+          </w:tcPr>
+          <w:p>
+            <w:pPr>
+              <w:spacing w:before="0" w:after="0"/>
+            </w:pPr>
+            <w:r>
+              <w:rPr>
+                <w:b/>
+                <w:color w:val="556274"/>
+                <w:sz w:val="19"/>
+              </w:rPr>
+              <w:t>Review and approval</w:t>
+            </w:r>
+          </w:p>
+        </w:tc>
+        <w:tc>
+          <w:tcPr>
+            <w:tcW w:type="dxa" w:w="7338"/>
+          </w:tcPr>
+          <w:p>
+            <w:pPr>
+              <w:spacing w:before="0" w:after="0"/>
+            </w:pPr>
+            <w:r>
+              <w:rPr>
+                <w:sz w:val="20"/>
+              </w:rPr>
+              <w:t>Muhammad Muchson, Mentor (subject-matter review and approval)</w:t>
             </w:r>
           </w:p>
         </w:tc>
@@ -351,6 +496,21 @@
               <w:spacing w:before="0" w:after="100"/>
             </w:pPr>
             <w:r>
+              <w:rPr>
+                <w:b/>
+              </w:rPr>
+              <w:t>In class we also use the playground, the course website, as the place to practise and learn.</w:t>
+            </w:r>
+            <w:r>
+              <w:rPr/>
+              <w:t xml:space="preserve"> Its address is at the end of this document.</w:t>
+            </w:r>
+          </w:p>
+          <w:p>
+            <w:pPr>
+              <w:spacing w:before="0" w:after="100"/>
+            </w:pPr>
+            <w:r>
               <w:rPr/>
               <w:t>This document holds everything you need to study Day 8 without the website. Each card says the idea in plain words, shows it in a picture, gives the details, and ends with the rules you will use in the Task document. Cards marked Optional are not needed for the Core blocks of the task. The worked examples use LearnLoop, a different company from the task case, so no task answer is printed here. Glossary and references are at the end.</w:t>
             </w:r>
@@ -362,6 +522,11 @@
       <w:pPr>
         <w:spacing w:before="0" w:after="80"/>
       </w:pPr>
+    </w:p>
+    <w:p>
+      <w:r>
+        <w:br w:type="page"/>
+      </w:r>
     </w:p>
     <w:p/>
     <w:tbl>
@@ -385,6 +550,9 @@
         <w:gridCol w:w="9598"/>
       </w:tblGrid>
       <w:tr>
+        <w:trPr>
+          <w:cantSplit/>
+        </w:trPr>
         <w:tc>
           <w:tcPr>
             <w:tcW w:type="dxa" w:w="9598"/>
@@ -415,6 +583,30 @@
               <w:rPr>
                 <w:sz w:val="20"/>
               </w:rPr>
+              <w:t>Lesson plan: ten teaching units (Ablaufplan)</w:t>
+            </w:r>
+          </w:p>
+          <w:p>
+            <w:pPr>
+              <w:spacing w:before="0" w:after="20"/>
+              <w:ind w:left="170"/>
+            </w:pPr>
+            <w:r>
+              <w:rPr>
+                <w:sz w:val="20"/>
+              </w:rPr>
+              <w:t>Case study and transfer project at a glance</w:t>
+            </w:r>
+          </w:p>
+          <w:p>
+            <w:pPr>
+              <w:spacing w:before="0" w:after="20"/>
+              <w:ind w:left="170"/>
+            </w:pPr>
+            <w:r>
+              <w:rPr>
+                <w:sz w:val="20"/>
+              </w:rPr>
               <w:t>A1 · Structure: information architecture, hierarchy and orientation · 14 min · Core</w:t>
             </w:r>
           </w:p>
@@ -505,6 +697,1533 @@
         </w:tc>
       </w:tr>
     </w:tbl>
+    <w:p>
+      <w:pPr>
+        <w:pStyle w:val="Heading1"/>
+        <w:pBdr>
+          <w:bottom w:val="single" w:sz="8" w:space="2" w:color="17212E"/>
+        </w:pBdr>
+      </w:pPr>
+      <w:r>
+        <w:rPr/>
+        <w:t>Day at a glance</w:t>
+      </w:r>
+    </w:p>
+    <w:p>
+      <w:pPr>
+        <w:spacing w:before="0" w:after="100"/>
+      </w:pPr>
+      <w:r>
+        <w:rPr/>
+        <w:t xml:space="preserve">Day 8 has ten teaching units (UE). This document is the study material; it is used in UE1 (Materi A) and UE8 (Materi B). The day is built from three documents and the playground: </w:t>
+      </w:r>
+      <w:r>
+        <w:rPr>
+          <w:b/>
+        </w:rPr>
+        <w:t>Materi</w:t>
+      </w:r>
+      <w:r>
+        <w:rPr/>
+        <w:t xml:space="preserve"> (study material), </w:t>
+      </w:r>
+      <w:r>
+        <w:rPr>
+          <w:b/>
+        </w:rPr>
+        <w:t>Task</w:t>
+      </w:r>
+      <w:r>
+        <w:rPr/>
+        <w:t xml:space="preserve"> (worksheet) and </w:t>
+      </w:r>
+      <w:r>
+        <w:rPr>
+          <w:b/>
+        </w:rPr>
+        <w:t>Trainer</w:t>
+      </w:r>
+      <w:r>
+        <w:rPr/>
+        <w:t xml:space="preserve"> (coaching, feedback and model solutions), plus the course website.</w:t>
+      </w:r>
+    </w:p>
+    <w:p>
+      <w:pPr>
+        <w:pStyle w:val="Heading2"/>
+      </w:pPr>
+      <w:r>
+        <w:rPr/>
+        <w:t>Lesson plan: ten teaching units (Ablaufplan)</w:t>
+      </w:r>
+    </w:p>
+    <w:tbl>
+      <w:tblPr>
+        <w:tblW w:w="9638" w:type="dxa"/>
+        <w:tblBorders>
+          <w:top w:val="single" w:sz="4" w:space="0" w:color="D5DEE9"/>
+          <w:left w:val="single" w:sz="4" w:space="0" w:color="D5DEE9"/>
+          <w:bottom w:val="single" w:sz="4" w:space="0" w:color="D5DEE9"/>
+          <w:right w:val="single" w:sz="4" w:space="0" w:color="D5DEE9"/>
+          <w:insideH w:val="single" w:sz="4" w:space="0" w:color="D5DEE9"/>
+          <w:insideV w:val="single" w:sz="4" w:space="0" w:color="D5DEE9"/>
+        </w:tblBorders>
+        <w:tblLayout w:type="fixed"/>
+        <w:tblCellMar>
+          <w:top w:w="60" w:type="dxa"/>
+          <w:left w:w="100" w:type="dxa"/>
+          <w:bottom w:w="60" w:type="dxa"/>
+          <w:right w:w="100" w:type="dxa"/>
+        </w:tblCellMar>
+      </w:tblPr>
+      <w:tblGrid>
+        <w:gridCol w:w="596"/>
+        <w:gridCol w:w="596"/>
+        <w:gridCol w:w="1803"/>
+        <w:gridCol w:w="3298"/>
+        <w:gridCol w:w="1500"/>
+        <w:gridCol w:w="1845"/>
+      </w:tblGrid>
+      <w:tr>
+        <w:trPr>
+          <w:cantSplit/>
+          <w:tblHeader/>
+        </w:trPr>
+        <w:tc>
+          <w:tcPr>
+            <w:tcW w:type="dxa" w:w="596"/>
+            <w:shd w:val="clear" w:color="auto" w:fill="E6ECF4"/>
+          </w:tcPr>
+          <w:p>
+            <w:pPr>
+              <w:spacing w:before="0" w:after="0"/>
+            </w:pPr>
+            <w:r>
+              <w:rPr>
+                <w:b/>
+                <w:sz w:val="19"/>
+              </w:rPr>
+              <w:t>UE</w:t>
+            </w:r>
+          </w:p>
+        </w:tc>
+        <w:tc>
+          <w:tcPr>
+            <w:tcW w:type="dxa" w:w="596"/>
+            <w:shd w:val="clear" w:color="auto" w:fill="E6ECF4"/>
+          </w:tcPr>
+          <w:p>
+            <w:pPr>
+              <w:spacing w:before="0" w:after="0"/>
+            </w:pPr>
+            <w:r>
+              <w:rPr>
+                <w:b/>
+                <w:sz w:val="19"/>
+              </w:rPr>
+              <w:t>Min</w:t>
+            </w:r>
+          </w:p>
+        </w:tc>
+        <w:tc>
+          <w:tcPr>
+            <w:tcW w:type="dxa" w:w="1803"/>
+            <w:shd w:val="clear" w:color="auto" w:fill="E6ECF4"/>
+          </w:tcPr>
+          <w:p>
+            <w:pPr>
+              <w:spacing w:before="0" w:after="0"/>
+            </w:pPr>
+            <w:r>
+              <w:rPr>
+                <w:b/>
+                <w:sz w:val="19"/>
+              </w:rPr>
+              <w:t>Plan item</w:t>
+            </w:r>
+          </w:p>
+        </w:tc>
+        <w:tc>
+          <w:tcPr>
+            <w:tcW w:type="dxa" w:w="3298"/>
+            <w:shd w:val="clear" w:color="auto" w:fill="E6ECF4"/>
+          </w:tcPr>
+          <w:p>
+            <w:pPr>
+              <w:spacing w:before="0" w:after="0"/>
+            </w:pPr>
+            <w:r>
+              <w:rPr>
+                <w:b/>
+                <w:sz w:val="19"/>
+              </w:rPr>
+              <w:t>What happens</w:t>
+            </w:r>
+          </w:p>
+        </w:tc>
+        <w:tc>
+          <w:tcPr>
+            <w:tcW w:type="dxa" w:w="1500"/>
+            <w:shd w:val="clear" w:color="auto" w:fill="E6ECF4"/>
+          </w:tcPr>
+          <w:p>
+            <w:pPr>
+              <w:spacing w:before="0" w:after="0"/>
+            </w:pPr>
+            <w:r>
+              <w:rPr>
+                <w:b/>
+                <w:sz w:val="19"/>
+              </w:rPr>
+              <w:t>Material</w:t>
+            </w:r>
+          </w:p>
+        </w:tc>
+        <w:tc>
+          <w:tcPr>
+            <w:tcW w:type="dxa" w:w="1845"/>
+            <w:shd w:val="clear" w:color="auto" w:fill="E6ECF4"/>
+          </w:tcPr>
+          <w:p>
+            <w:pPr>
+              <w:spacing w:before="0" w:after="0"/>
+            </w:pPr>
+            <w:r>
+              <w:rPr>
+                <w:b/>
+                <w:sz w:val="19"/>
+              </w:rPr>
+              <w:t>Format</w:t>
+            </w:r>
+          </w:p>
+        </w:tc>
+      </w:tr>
+      <w:tr>
+        <w:trPr>
+          <w:cantSplit/>
+        </w:trPr>
+        <w:tc>
+          <w:tcPr>
+            <w:tcW w:type="dxa" w:w="596"/>
+          </w:tcPr>
+          <w:p>
+            <w:pPr>
+              <w:spacing w:before="0" w:after="0"/>
+            </w:pPr>
+            <w:r>
+              <w:rPr>
+                <w:b/>
+                <w:sz w:val="19"/>
+              </w:rPr>
+              <w:t>1</w:t>
+            </w:r>
+          </w:p>
+        </w:tc>
+        <w:tc>
+          <w:tcPr>
+            <w:tcW w:type="dxa" w:w="596"/>
+          </w:tcPr>
+          <w:p>
+            <w:pPr>
+              <w:spacing w:before="0" w:after="0"/>
+            </w:pPr>
+            <w:r>
+              <w:rPr>
+                <w:sz w:val="19"/>
+              </w:rPr>
+              <w:t>45</w:t>
+            </w:r>
+          </w:p>
+        </w:tc>
+        <w:tc>
+          <w:tcPr>
+            <w:tcW w:type="dxa" w:w="1803"/>
+          </w:tcPr>
+          <w:p>
+            <w:pPr>
+              <w:spacing w:before="0" w:after="0"/>
+            </w:pPr>
+            <w:r>
+              <w:rPr>
+                <w:sz w:val="19"/>
+              </w:rPr>
+              <w:t>Knowledge transfer · Level 1</w:t>
+            </w:r>
+          </w:p>
+        </w:tc>
+        <w:tc>
+          <w:tcPr>
+            <w:tcW w:type="dxa" w:w="3298"/>
+          </w:tcPr>
+          <w:p>
+            <w:pPr>
+              <w:spacing w:before="0" w:after="0"/>
+            </w:pPr>
+            <w:r>
+              <w:rPr>
+                <w:sz w:val="19"/>
+              </w:rPr>
+              <w:t>The trainer presents the Core cards of Materi A (A1, A2, A3, A5, about 50 min of cards) on the playground; participants follow in the handout. Optional A4 is read from the handout.</w:t>
+            </w:r>
+          </w:p>
+        </w:tc>
+        <w:tc>
+          <w:tcPr>
+            <w:tcW w:type="dxa" w:w="1500"/>
+          </w:tcPr>
+          <w:p>
+            <w:pPr>
+              <w:spacing w:before="0" w:after="0"/>
+            </w:pPr>
+            <w:r>
+              <w:rPr>
+                <w:sz w:val="19"/>
+              </w:rPr>
+              <w:t>Materi A (Route 1)</w:t>
+            </w:r>
+          </w:p>
+        </w:tc>
+        <w:tc>
+          <w:tcPr>
+            <w:tcW w:type="dxa" w:w="1845"/>
+          </w:tcPr>
+          <w:p>
+            <w:pPr>
+              <w:spacing w:before="0" w:after="0"/>
+            </w:pPr>
+            <w:r>
+              <w:rPr>
+                <w:sz w:val="19"/>
+              </w:rPr>
+              <w:t>Presentation + Handout</w:t>
+            </w:r>
+          </w:p>
+        </w:tc>
+      </w:tr>
+      <w:tr>
+        <w:trPr>
+          <w:cantSplit/>
+        </w:trPr>
+        <w:tc>
+          <w:tcPr>
+            <w:tcW w:type="dxa" w:w="596"/>
+          </w:tcPr>
+          <w:p>
+            <w:pPr>
+              <w:spacing w:before="0" w:after="0"/>
+            </w:pPr>
+            <w:r>
+              <w:rPr>
+                <w:b/>
+                <w:sz w:val="19"/>
+              </w:rPr>
+              <w:t>2</w:t>
+            </w:r>
+          </w:p>
+        </w:tc>
+        <w:tc>
+          <w:tcPr>
+            <w:tcW w:type="dxa" w:w="596"/>
+          </w:tcPr>
+          <w:p>
+            <w:pPr>
+              <w:spacing w:before="0" w:after="0"/>
+            </w:pPr>
+            <w:r>
+              <w:rPr>
+                <w:sz w:val="19"/>
+              </w:rPr>
+              <w:t>45</w:t>
+            </w:r>
+          </w:p>
+        </w:tc>
+        <w:tc>
+          <w:tcPr>
+            <w:tcW w:type="dxa" w:w="1803"/>
+          </w:tcPr>
+          <w:p>
+            <w:pPr>
+              <w:spacing w:before="0" w:after="0"/>
+            </w:pPr>
+            <w:r>
+              <w:rPr>
+                <w:sz w:val="19"/>
+              </w:rPr>
+              <w:t>Level 1 · Task 1</w:t>
+            </w:r>
+          </w:p>
+        </w:tc>
+        <w:tc>
+          <w:tcPr>
+            <w:tcW w:type="dxa" w:w="3298"/>
+          </w:tcPr>
+          <w:p>
+            <w:pPr>
+              <w:spacing w:before="0" w:after="0"/>
+            </w:pPr>
+            <w:r>
+              <w:rPr>
+                <w:sz w:val="19"/>
+              </w:rPr>
+              <w:t>Individual work on Block 1.1 (Core, about 13 min). Pairs then compare their results and the trainer collects open questions.</w:t>
+            </w:r>
+          </w:p>
+        </w:tc>
+        <w:tc>
+          <w:tcPr>
+            <w:tcW w:type="dxa" w:w="1500"/>
+          </w:tcPr>
+          <w:p>
+            <w:pPr>
+              <w:spacing w:before="0" w:after="0"/>
+            </w:pPr>
+            <w:r>
+              <w:rPr>
+                <w:sz w:val="19"/>
+              </w:rPr>
+              <w:t>Task 1 · Part 1 · Block 1.1</w:t>
+            </w:r>
+          </w:p>
+        </w:tc>
+        <w:tc>
+          <w:tcPr>
+            <w:tcW w:type="dxa" w:w="1845"/>
+          </w:tcPr>
+          <w:p>
+            <w:pPr>
+              <w:spacing w:before="0" w:after="0"/>
+            </w:pPr>
+            <w:r>
+              <w:rPr>
+                <w:sz w:val="19"/>
+              </w:rPr>
+              <w:t>Handout (or on the playground)</w:t>
+            </w:r>
+          </w:p>
+        </w:tc>
+      </w:tr>
+      <w:tr>
+        <w:trPr>
+          <w:cantSplit/>
+        </w:trPr>
+        <w:tc>
+          <w:tcPr>
+            <w:tcW w:type="dxa" w:w="596"/>
+          </w:tcPr>
+          <w:p>
+            <w:pPr>
+              <w:spacing w:before="0" w:after="0"/>
+            </w:pPr>
+            <w:r>
+              <w:rPr>
+                <w:b/>
+                <w:sz w:val="19"/>
+              </w:rPr>
+              <w:t>3</w:t>
+            </w:r>
+          </w:p>
+        </w:tc>
+        <w:tc>
+          <w:tcPr>
+            <w:tcW w:type="dxa" w:w="596"/>
+          </w:tcPr>
+          <w:p>
+            <w:pPr>
+              <w:spacing w:before="0" w:after="0"/>
+            </w:pPr>
+            <w:r>
+              <w:rPr>
+                <w:sz w:val="19"/>
+              </w:rPr>
+              <w:t>45</w:t>
+            </w:r>
+          </w:p>
+        </w:tc>
+        <w:tc>
+          <w:tcPr>
+            <w:tcW w:type="dxa" w:w="1803"/>
+          </w:tcPr>
+          <w:p>
+            <w:pPr>
+              <w:spacing w:before="0" w:after="0"/>
+            </w:pPr>
+            <w:r>
+              <w:rPr>
+                <w:sz w:val="19"/>
+              </w:rPr>
+              <w:t>Level 1 · Task 2</w:t>
+            </w:r>
+          </w:p>
+        </w:tc>
+        <w:tc>
+          <w:tcPr>
+            <w:tcW w:type="dxa" w:w="3298"/>
+          </w:tcPr>
+          <w:p>
+            <w:pPr>
+              <w:spacing w:before="0" w:after="0"/>
+            </w:pPr>
+            <w:r>
+              <w:rPr>
+                <w:sz w:val="19"/>
+              </w:rPr>
+              <w:t>Three options are rated on three criteria and one is chosen with a reason: Block 1.2 (Optional, about 8 min). Groups that skip Optional blocks use the time to finish Block 1.1 and to read the Optional cards.</w:t>
+            </w:r>
+          </w:p>
+        </w:tc>
+        <w:tc>
+          <w:tcPr>
+            <w:tcW w:type="dxa" w:w="1500"/>
+          </w:tcPr>
+          <w:p>
+            <w:pPr>
+              <w:spacing w:before="0" w:after="0"/>
+            </w:pPr>
+            <w:r>
+              <w:rPr>
+                <w:sz w:val="19"/>
+              </w:rPr>
+              <w:t>Task 1 · Part 1 · Block 1.2</w:t>
+            </w:r>
+          </w:p>
+        </w:tc>
+        <w:tc>
+          <w:tcPr>
+            <w:tcW w:type="dxa" w:w="1845"/>
+          </w:tcPr>
+          <w:p>
+            <w:pPr>
+              <w:spacing w:before="0" w:after="0"/>
+            </w:pPr>
+            <w:r>
+              <w:rPr>
+                <w:sz w:val="19"/>
+              </w:rPr>
+              <w:t>Handout (or on the playground)</w:t>
+            </w:r>
+          </w:p>
+        </w:tc>
+      </w:tr>
+      <w:tr>
+        <w:trPr>
+          <w:cantSplit/>
+        </w:trPr>
+        <w:tc>
+          <w:tcPr>
+            <w:tcW w:type="dxa" w:w="596"/>
+          </w:tcPr>
+          <w:p>
+            <w:pPr>
+              <w:spacing w:before="0" w:after="0"/>
+            </w:pPr>
+            <w:r>
+              <w:rPr>
+                <w:b/>
+                <w:sz w:val="19"/>
+              </w:rPr>
+              <w:t>4</w:t>
+            </w:r>
+          </w:p>
+        </w:tc>
+        <w:tc>
+          <w:tcPr>
+            <w:tcW w:type="dxa" w:w="596"/>
+          </w:tcPr>
+          <w:p>
+            <w:pPr>
+              <w:spacing w:before="0" w:after="0"/>
+            </w:pPr>
+            <w:r>
+              <w:rPr>
+                <w:sz w:val="19"/>
+              </w:rPr>
+              <w:t>45</w:t>
+            </w:r>
+          </w:p>
+        </w:tc>
+        <w:tc>
+          <w:tcPr>
+            <w:tcW w:type="dxa" w:w="1803"/>
+          </w:tcPr>
+          <w:p>
+            <w:pPr>
+              <w:spacing w:before="0" w:after="0"/>
+            </w:pPr>
+            <w:r>
+              <w:rPr>
+                <w:sz w:val="19"/>
+              </w:rPr>
+              <w:t>Coaching · transition from Level 1 to Level 2</w:t>
+            </w:r>
+          </w:p>
+        </w:tc>
+        <w:tc>
+          <w:tcPr>
+            <w:tcW w:type="dxa" w:w="3298"/>
+          </w:tcPr>
+          <w:p>
+            <w:pPr>
+              <w:spacing w:before="0" w:after="0"/>
+            </w:pPr>
+            <w:r>
+              <w:rPr>
+                <w:sz w:val="19"/>
+              </w:rPr>
+              <w:t>Trainer-led. A short talk on the day's coaching focus, then the reflection questions in pairs: Block 1.3 (Optional, about 5 min). The bridge: from reading an interface to deciding under limits.</w:t>
+            </w:r>
+          </w:p>
+        </w:tc>
+        <w:tc>
+          <w:tcPr>
+            <w:tcW w:type="dxa" w:w="1500"/>
+          </w:tcPr>
+          <w:p>
+            <w:pPr>
+              <w:spacing w:before="0" w:after="0"/>
+            </w:pPr>
+            <w:r>
+              <w:rPr>
+                <w:sz w:val="19"/>
+              </w:rPr>
+              <w:t>Task 1 · Block 1.3</w:t>
+            </w:r>
+            <w:r>
+              <w:br/>
+            </w:r>
+            <w:r>
+              <w:rPr>
+                <w:sz w:val="19"/>
+              </w:rPr>
+              <w:t>Trainer document, section Coaching</w:t>
+            </w:r>
+          </w:p>
+        </w:tc>
+        <w:tc>
+          <w:tcPr>
+            <w:tcW w:type="dxa" w:w="1845"/>
+          </w:tcPr>
+          <w:p>
+            <w:pPr>
+              <w:spacing w:before="0" w:after="0"/>
+            </w:pPr>
+            <w:r>
+              <w:rPr>
+                <w:sz w:val="19"/>
+              </w:rPr>
+              <w:t>Trainer only + Handout</w:t>
+            </w:r>
+          </w:p>
+        </w:tc>
+      </w:tr>
+      <w:tr>
+        <w:trPr>
+          <w:cantSplit/>
+        </w:trPr>
+        <w:tc>
+          <w:tcPr>
+            <w:tcW w:type="dxa" w:w="596"/>
+          </w:tcPr>
+          <w:p>
+            <w:pPr>
+              <w:spacing w:before="0" w:after="0"/>
+            </w:pPr>
+            <w:r>
+              <w:rPr>
+                <w:b/>
+                <w:sz w:val="19"/>
+              </w:rPr>
+              <w:t>5–6</w:t>
+            </w:r>
+          </w:p>
+        </w:tc>
+        <w:tc>
+          <w:tcPr>
+            <w:tcW w:type="dxa" w:w="596"/>
+          </w:tcPr>
+          <w:p>
+            <w:pPr>
+              <w:spacing w:before="0" w:after="0"/>
+            </w:pPr>
+            <w:r>
+              <w:rPr>
+                <w:sz w:val="19"/>
+              </w:rPr>
+              <w:t>90</w:t>
+            </w:r>
+          </w:p>
+        </w:tc>
+        <w:tc>
+          <w:tcPr>
+            <w:tcW w:type="dxa" w:w="1803"/>
+          </w:tcPr>
+          <w:p>
+            <w:pPr>
+              <w:spacing w:before="0" w:after="0"/>
+            </w:pPr>
+            <w:r>
+              <w:rPr>
+                <w:sz w:val="19"/>
+              </w:rPr>
+              <w:t>Level 2 · Case study StructLearn (</w:t>
+            </w:r>
+            <w:r>
+              <w:rPr>
+                <w:b/>
+                <w:sz w:val="19"/>
+              </w:rPr>
+              <w:t>2 UE</w:t>
+            </w:r>
+            <w:r>
+              <w:rPr>
+                <w:sz w:val="19"/>
+              </w:rPr>
+              <w:t>) incl. model solution</w:t>
+            </w:r>
+          </w:p>
+        </w:tc>
+        <w:tc>
+          <w:tcPr>
+            <w:tcW w:type="dxa" w:w="3298"/>
+          </w:tcPr>
+          <w:p>
+            <w:pPr>
+              <w:spacing w:before="0" w:after="0"/>
+            </w:pPr>
+            <w:r>
+              <w:rPr>
+                <w:sz w:val="19"/>
+              </w:rPr>
+              <w:t>UE5: the trainer presents the case; participants work on Block 2.1 (Optional, about 7 min) and Block 2.2 (Core, about 17 min). UE6: groups compare their order and defend it; the trainer closes with the model solution (core logic).</w:t>
+            </w:r>
+          </w:p>
+        </w:tc>
+        <w:tc>
+          <w:tcPr>
+            <w:tcW w:type="dxa" w:w="1500"/>
+          </w:tcPr>
+          <w:p>
+            <w:pPr>
+              <w:spacing w:before="0" w:after="0"/>
+            </w:pPr>
+            <w:r>
+              <w:rPr>
+                <w:sz w:val="19"/>
+              </w:rPr>
+              <w:t>Task 1 · Part 2 · Blocks 2.1, 2.2</w:t>
+            </w:r>
+            <w:r>
+              <w:br/>
+            </w:r>
+            <w:r>
+              <w:rPr>
+                <w:sz w:val="19"/>
+              </w:rPr>
+              <w:t>Trainer document, section Case study</w:t>
+            </w:r>
+          </w:p>
+        </w:tc>
+        <w:tc>
+          <w:tcPr>
+            <w:tcW w:type="dxa" w:w="1845"/>
+          </w:tcPr>
+          <w:p>
+            <w:pPr>
+              <w:spacing w:before="0" w:after="0"/>
+            </w:pPr>
+            <w:r>
+              <w:rPr>
+                <w:sz w:val="19"/>
+              </w:rPr>
+              <w:t>Handout; model solution shown after the work</w:t>
+            </w:r>
+          </w:p>
+        </w:tc>
+      </w:tr>
+      <w:tr>
+        <w:trPr>
+          <w:cantSplit/>
+        </w:trPr>
+        <w:tc>
+          <w:tcPr>
+            <w:tcW w:type="dxa" w:w="596"/>
+          </w:tcPr>
+          <w:p>
+            <w:pPr>
+              <w:spacing w:before="0" w:after="0"/>
+            </w:pPr>
+            <w:r>
+              <w:rPr>
+                <w:b/>
+                <w:sz w:val="19"/>
+              </w:rPr>
+              <w:t>7</w:t>
+            </w:r>
+          </w:p>
+        </w:tc>
+        <w:tc>
+          <w:tcPr>
+            <w:tcW w:type="dxa" w:w="596"/>
+          </w:tcPr>
+          <w:p>
+            <w:pPr>
+              <w:spacing w:before="0" w:after="0"/>
+            </w:pPr>
+            <w:r>
+              <w:rPr>
+                <w:sz w:val="19"/>
+              </w:rPr>
+              <w:t>45</w:t>
+            </w:r>
+          </w:p>
+        </w:tc>
+        <w:tc>
+          <w:tcPr>
+            <w:tcW w:type="dxa" w:w="1803"/>
+          </w:tcPr>
+          <w:p>
+            <w:pPr>
+              <w:spacing w:before="0" w:after="0"/>
+            </w:pPr>
+            <w:r>
+              <w:rPr>
+                <w:sz w:val="19"/>
+              </w:rPr>
+              <w:t>Level 2 + 3 · Feedback round with a management perspective</w:t>
+            </w:r>
+          </w:p>
+        </w:tc>
+        <w:tc>
+          <w:tcPr>
+            <w:tcW w:type="dxa" w:w="3298"/>
+          </w:tcPr>
+          <w:p>
+            <w:pPr>
+              <w:spacing w:before="0" w:after="0"/>
+            </w:pPr>
+            <w:r>
+              <w:rPr>
+                <w:sz w:val="19"/>
+              </w:rPr>
+              <w:t>Groups present their reasoning, not only their result. The trainer asks the day's Level 3 input questions and leads the discussion.</w:t>
+            </w:r>
+          </w:p>
+        </w:tc>
+        <w:tc>
+          <w:tcPr>
+            <w:tcW w:type="dxa" w:w="1500"/>
+          </w:tcPr>
+          <w:p>
+            <w:pPr>
+              <w:spacing w:before="0" w:after="0"/>
+            </w:pPr>
+            <w:r>
+              <w:rPr>
+                <w:sz w:val="19"/>
+              </w:rPr>
+              <w:t>Trainer document, section Feedback round</w:t>
+            </w:r>
+          </w:p>
+        </w:tc>
+        <w:tc>
+          <w:tcPr>
+            <w:tcW w:type="dxa" w:w="1845"/>
+          </w:tcPr>
+          <w:p>
+            <w:pPr>
+              <w:spacing w:before="0" w:after="0"/>
+            </w:pPr>
+            <w:r>
+              <w:rPr>
+                <w:sz w:val="19"/>
+              </w:rPr>
+              <w:t>Presentation by the groups; Trainer only</w:t>
+            </w:r>
+          </w:p>
+        </w:tc>
+      </w:tr>
+      <w:tr>
+        <w:trPr>
+          <w:cantSplit/>
+        </w:trPr>
+        <w:tc>
+          <w:tcPr>
+            <w:tcW w:type="dxa" w:w="596"/>
+          </w:tcPr>
+          <w:p>
+            <w:pPr>
+              <w:spacing w:before="0" w:after="0"/>
+            </w:pPr>
+            <w:r>
+              <w:rPr>
+                <w:b/>
+                <w:sz w:val="19"/>
+              </w:rPr>
+              <w:t>8</w:t>
+            </w:r>
+          </w:p>
+        </w:tc>
+        <w:tc>
+          <w:tcPr>
+            <w:tcW w:type="dxa" w:w="596"/>
+          </w:tcPr>
+          <w:p>
+            <w:pPr>
+              <w:spacing w:before="0" w:after="0"/>
+            </w:pPr>
+            <w:r>
+              <w:rPr>
+                <w:sz w:val="19"/>
+              </w:rPr>
+              <w:t>45</w:t>
+            </w:r>
+          </w:p>
+        </w:tc>
+        <w:tc>
+          <w:tcPr>
+            <w:tcW w:type="dxa" w:w="1803"/>
+          </w:tcPr>
+          <w:p>
+            <w:pPr>
+              <w:spacing w:before="0" w:after="0"/>
+            </w:pPr>
+            <w:r>
+              <w:rPr>
+                <w:sz w:val="19"/>
+              </w:rPr>
+              <w:t>Level 3 · Transfer project, Chief UX Architect (</w:t>
+            </w:r>
+            <w:r>
+              <w:rPr>
+                <w:b/>
+                <w:sz w:val="19"/>
+              </w:rPr>
+              <w:t>3 UE</w:t>
+            </w:r>
+            <w:r>
+              <w:rPr>
+                <w:sz w:val="19"/>
+              </w:rPr>
+              <w:t>: UE8–10)</w:t>
+            </w:r>
+          </w:p>
+        </w:tc>
+        <w:tc>
+          <w:tcPr>
+            <w:tcW w:type="dxa" w:w="3298"/>
+          </w:tcPr>
+          <w:p>
+            <w:pPr>
+              <w:spacing w:before="0" w:after="0"/>
+            </w:pPr>
+            <w:r>
+              <w:rPr>
+                <w:sz w:val="19"/>
+              </w:rPr>
+              <w:t>The trainer presents Materi B (B1, B2, B3; use the "In plain words" and "How to decide" boxes, the rest is handout) and sets the role and the brief.</w:t>
+            </w:r>
+          </w:p>
+        </w:tc>
+        <w:tc>
+          <w:tcPr>
+            <w:tcW w:type="dxa" w:w="1500"/>
+          </w:tcPr>
+          <w:p>
+            <w:pPr>
+              <w:spacing w:before="0" w:after="0"/>
+            </w:pPr>
+            <w:r>
+              <w:rPr>
+                <w:sz w:val="19"/>
+              </w:rPr>
+              <w:t>Materi B (Route 2)</w:t>
+            </w:r>
+          </w:p>
+        </w:tc>
+        <w:tc>
+          <w:tcPr>
+            <w:tcW w:type="dxa" w:w="1845"/>
+          </w:tcPr>
+          <w:p>
+            <w:pPr>
+              <w:spacing w:before="0" w:after="0"/>
+            </w:pPr>
+            <w:r>
+              <w:rPr>
+                <w:sz w:val="19"/>
+              </w:rPr>
+              <w:t>Presentation + Handout</w:t>
+            </w:r>
+          </w:p>
+        </w:tc>
+      </w:tr>
+      <w:tr>
+        <w:trPr>
+          <w:cantSplit/>
+        </w:trPr>
+        <w:tc>
+          <w:tcPr>
+            <w:tcW w:type="dxa" w:w="596"/>
+          </w:tcPr>
+          <w:p>
+            <w:pPr>
+              <w:spacing w:before="0" w:after="0"/>
+            </w:pPr>
+            <w:r>
+              <w:rPr>
+                <w:b/>
+                <w:sz w:val="19"/>
+              </w:rPr>
+              <w:t>9</w:t>
+            </w:r>
+          </w:p>
+        </w:tc>
+        <w:tc>
+          <w:tcPr>
+            <w:tcW w:type="dxa" w:w="596"/>
+          </w:tcPr>
+          <w:p>
+            <w:pPr>
+              <w:spacing w:before="0" w:after="0"/>
+            </w:pPr>
+            <w:r>
+              <w:rPr>
+                <w:sz w:val="19"/>
+              </w:rPr>
+              <w:t>45</w:t>
+            </w:r>
+          </w:p>
+        </w:tc>
+        <w:tc>
+          <w:tcPr>
+            <w:tcW w:type="dxa" w:w="1803"/>
+          </w:tcPr>
+          <w:p>
+            <w:pPr>
+              <w:spacing w:before="0" w:after="0"/>
+            </w:pPr>
+            <w:r>
+              <w:rPr>
+                <w:sz w:val="19"/>
+              </w:rPr>
+              <w:t>Level 3 · Transfer project</w:t>
+            </w:r>
+          </w:p>
+        </w:tc>
+        <w:tc>
+          <w:tcPr>
+            <w:tcW w:type="dxa" w:w="3298"/>
+          </w:tcPr>
+          <w:p>
+            <w:pPr>
+              <w:spacing w:before="0" w:after="0"/>
+            </w:pPr>
+            <w:r>
+              <w:rPr>
+                <w:sz w:val="19"/>
+              </w:rPr>
+              <w:t>Individual work or in pairs on Block 3.1 (Core, about 10 min).</w:t>
+            </w:r>
+          </w:p>
+        </w:tc>
+        <w:tc>
+          <w:tcPr>
+            <w:tcW w:type="dxa" w:w="1500"/>
+          </w:tcPr>
+          <w:p>
+            <w:pPr>
+              <w:spacing w:before="0" w:after="0"/>
+            </w:pPr>
+            <w:r>
+              <w:rPr>
+                <w:sz w:val="19"/>
+              </w:rPr>
+              <w:t>Task 2 · Block 3.1</w:t>
+            </w:r>
+          </w:p>
+        </w:tc>
+        <w:tc>
+          <w:tcPr>
+            <w:tcW w:type="dxa" w:w="1845"/>
+          </w:tcPr>
+          <w:p>
+            <w:pPr>
+              <w:spacing w:before="0" w:after="0"/>
+            </w:pPr>
+            <w:r>
+              <w:rPr>
+                <w:sz w:val="19"/>
+              </w:rPr>
+              <w:t>Handout (or on the playground)</w:t>
+            </w:r>
+          </w:p>
+        </w:tc>
+      </w:tr>
+      <w:tr>
+        <w:trPr>
+          <w:cantSplit/>
+        </w:trPr>
+        <w:tc>
+          <w:tcPr>
+            <w:tcW w:type="dxa" w:w="596"/>
+          </w:tcPr>
+          <w:p>
+            <w:pPr>
+              <w:spacing w:before="0" w:after="0"/>
+            </w:pPr>
+            <w:r>
+              <w:rPr>
+                <w:b/>
+                <w:sz w:val="19"/>
+              </w:rPr>
+              <w:t>10</w:t>
+            </w:r>
+          </w:p>
+        </w:tc>
+        <w:tc>
+          <w:tcPr>
+            <w:tcW w:type="dxa" w:w="596"/>
+          </w:tcPr>
+          <w:p>
+            <w:pPr>
+              <w:spacing w:before="0" w:after="0"/>
+            </w:pPr>
+            <w:r>
+              <w:rPr>
+                <w:sz w:val="19"/>
+              </w:rPr>
+              <w:t>45</w:t>
+            </w:r>
+          </w:p>
+        </w:tc>
+        <w:tc>
+          <w:tcPr>
+            <w:tcW w:type="dxa" w:w="1803"/>
+          </w:tcPr>
+          <w:p>
+            <w:pPr>
+              <w:spacing w:before="0" w:after="0"/>
+            </w:pPr>
+            <w:r>
+              <w:rPr>
+                <w:sz w:val="19"/>
+              </w:rPr>
+              <w:t>Level 3 · Transfer project</w:t>
+            </w:r>
+          </w:p>
+        </w:tc>
+        <w:tc>
+          <w:tcPr>
+            <w:tcW w:type="dxa" w:w="3298"/>
+          </w:tcPr>
+          <w:p>
+            <w:pPr>
+              <w:spacing w:before="0" w:after="0"/>
+            </w:pPr>
+            <w:r>
+              <w:rPr>
+                <w:sz w:val="19"/>
+              </w:rPr>
+              <w:t>Block 3.2 (Core, about 10 min): the decision despite incomplete data. Participants then present the decision and what they give up; the trainer debriefs with the model solution.</w:t>
+            </w:r>
+          </w:p>
+        </w:tc>
+        <w:tc>
+          <w:tcPr>
+            <w:tcW w:type="dxa" w:w="1500"/>
+          </w:tcPr>
+          <w:p>
+            <w:pPr>
+              <w:spacing w:before="0" w:after="0"/>
+            </w:pPr>
+            <w:r>
+              <w:rPr>
+                <w:sz w:val="19"/>
+              </w:rPr>
+              <w:t>Task 2 · Block 3.2</w:t>
+            </w:r>
+            <w:r>
+              <w:br/>
+            </w:r>
+            <w:r>
+              <w:rPr>
+                <w:sz w:val="19"/>
+              </w:rPr>
+              <w:t>Trainer document, section Transfer project</w:t>
+            </w:r>
+          </w:p>
+        </w:tc>
+        <w:tc>
+          <w:tcPr>
+            <w:tcW w:type="dxa" w:w="1845"/>
+          </w:tcPr>
+          <w:p>
+            <w:pPr>
+              <w:spacing w:before="0" w:after="0"/>
+            </w:pPr>
+            <w:r>
+              <w:rPr>
+                <w:sz w:val="19"/>
+              </w:rPr>
+              <w:t>Handout; model solution shown after the work</w:t>
+            </w:r>
+          </w:p>
+        </w:tc>
+      </w:tr>
+    </w:tbl>
+    <w:p>
+      <w:pPr>
+        <w:spacing w:before="0" w:after="80"/>
+      </w:pPr>
+    </w:p>
+    <w:p>
+      <w:pPr>
+        <w:spacing w:before="0" w:after="100"/>
+      </w:pPr>
+      <w:r>
+        <w:rPr/>
+        <w:t>One UE is counted as 45 minutes here; breaks are not shown. The times are a guide for the trainer. Optional blocks and cards can be skipped; the Core blocks are enough for a complete answer.</w:t>
+      </w:r>
+    </w:p>
+    <w:p>
+      <w:pPr>
+        <w:pStyle w:val="Heading2"/>
+      </w:pPr>
+      <w:r>
+        <w:rPr/>
+        <w:t>Case study and transfer project at a glance</w:t>
+      </w:r>
+    </w:p>
+    <w:tbl>
+      <w:tblPr>
+        <w:tblW w:w="9638" w:type="dxa"/>
+        <w:tblBorders>
+          <w:top w:val="single" w:sz="4" w:space="0" w:color="D5DEE9"/>
+          <w:left w:val="single" w:sz="4" w:space="0" w:color="D5DEE9"/>
+          <w:bottom w:val="single" w:sz="4" w:space="0" w:color="D5DEE9"/>
+          <w:right w:val="single" w:sz="4" w:space="0" w:color="D5DEE9"/>
+          <w:insideH w:val="single" w:sz="4" w:space="0" w:color="D5DEE9"/>
+          <w:insideV w:val="single" w:sz="4" w:space="0" w:color="D5DEE9"/>
+        </w:tblBorders>
+        <w:tblLayout w:type="fixed"/>
+        <w:tblCellMar>
+          <w:top w:w="60" w:type="dxa"/>
+          <w:left w:w="100" w:type="dxa"/>
+          <w:bottom w:w="60" w:type="dxa"/>
+          <w:right w:w="100" w:type="dxa"/>
+        </w:tblCellMar>
+      </w:tblPr>
+      <w:tblGrid>
+        <w:gridCol w:w="2600"/>
+        <w:gridCol w:w="1008"/>
+        <w:gridCol w:w="1425"/>
+        <w:gridCol w:w="2405"/>
+        <w:gridCol w:w="2200"/>
+      </w:tblGrid>
+      <w:tr>
+        <w:trPr>
+          <w:cantSplit/>
+          <w:tblHeader/>
+        </w:trPr>
+        <w:tc>
+          <w:tcPr>
+            <w:tcW w:type="dxa" w:w="2600"/>
+            <w:shd w:val="clear" w:color="auto" w:fill="E6ECF4"/>
+          </w:tcPr>
+          <w:p>
+            <w:pPr>
+              <w:spacing w:before="0" w:after="0"/>
+            </w:pPr>
+            <w:r>
+              <w:rPr>
+                <w:b/>
+                <w:sz w:val="19"/>
+              </w:rPr>
+              <w:t>Component</w:t>
+            </w:r>
+          </w:p>
+        </w:tc>
+        <w:tc>
+          <w:tcPr>
+            <w:tcW w:type="dxa" w:w="1008"/>
+            <w:shd w:val="clear" w:color="auto" w:fill="E6ECF4"/>
+          </w:tcPr>
+          <w:p>
+            <w:pPr>
+              <w:spacing w:before="0" w:after="0"/>
+            </w:pPr>
+            <w:r>
+              <w:rPr>
+                <w:b/>
+                <w:sz w:val="19"/>
+              </w:rPr>
+              <w:t>UE</w:t>
+            </w:r>
+          </w:p>
+        </w:tc>
+        <w:tc>
+          <w:tcPr>
+            <w:tcW w:type="dxa" w:w="1425"/>
+            <w:shd w:val="clear" w:color="auto" w:fill="E6ECF4"/>
+          </w:tcPr>
+          <w:p>
+            <w:pPr>
+              <w:spacing w:before="0" w:after="0"/>
+            </w:pPr>
+            <w:r>
+              <w:rPr>
+                <w:b/>
+                <w:sz w:val="19"/>
+              </w:rPr>
+              <w:t>Duration</w:t>
+            </w:r>
+          </w:p>
+        </w:tc>
+        <w:tc>
+          <w:tcPr>
+            <w:tcW w:type="dxa" w:w="2405"/>
+            <w:shd w:val="clear" w:color="auto" w:fill="E6ECF4"/>
+          </w:tcPr>
+          <w:p>
+            <w:pPr>
+              <w:spacing w:before="0" w:after="0"/>
+            </w:pPr>
+            <w:r>
+              <w:rPr>
+                <w:b/>
+                <w:sz w:val="19"/>
+              </w:rPr>
+              <w:t>Participants work in</w:t>
+            </w:r>
+          </w:p>
+        </w:tc>
+        <w:tc>
+          <w:tcPr>
+            <w:tcW w:type="dxa" w:w="2200"/>
+            <w:shd w:val="clear" w:color="auto" w:fill="E6ECF4"/>
+          </w:tcPr>
+          <w:p>
+            <w:pPr>
+              <w:spacing w:before="0" w:after="0"/>
+            </w:pPr>
+            <w:r>
+              <w:rPr>
+                <w:b/>
+                <w:sz w:val="19"/>
+              </w:rPr>
+              <w:t>Model solution in</w:t>
+            </w:r>
+          </w:p>
+        </w:tc>
+      </w:tr>
+      <w:tr>
+        <w:trPr>
+          <w:cantSplit/>
+        </w:trPr>
+        <w:tc>
+          <w:tcPr>
+            <w:tcW w:type="dxa" w:w="2600"/>
+          </w:tcPr>
+          <w:p>
+            <w:pPr>
+              <w:spacing w:before="0" w:after="0"/>
+            </w:pPr>
+            <w:r>
+              <w:rPr>
+                <w:b/>
+                <w:sz w:val="19"/>
+              </w:rPr>
+              <w:t>Level 2 case study</w:t>
+            </w:r>
+            <w:r>
+              <w:rPr>
+                <w:sz w:val="19"/>
+              </w:rPr>
+              <w:t xml:space="preserve"> (StructLearn)</w:t>
+            </w:r>
+          </w:p>
+        </w:tc>
+        <w:tc>
+          <w:tcPr>
+            <w:tcW w:type="dxa" w:w="1008"/>
+          </w:tcPr>
+          <w:p>
+            <w:pPr>
+              <w:spacing w:before="0" w:after="0"/>
+            </w:pPr>
+            <w:r>
+              <w:rPr>
+                <w:sz w:val="19"/>
+              </w:rPr>
+              <w:t>UE5–6</w:t>
+            </w:r>
+          </w:p>
+        </w:tc>
+        <w:tc>
+          <w:tcPr>
+            <w:tcW w:type="dxa" w:w="1425"/>
+          </w:tcPr>
+          <w:p>
+            <w:pPr>
+              <w:spacing w:before="0" w:after="0"/>
+            </w:pPr>
+            <w:r>
+              <w:rPr>
+                <w:b/>
+                <w:sz w:val="19"/>
+              </w:rPr>
+              <w:t>2 UE</w:t>
+            </w:r>
+            <w:r>
+              <w:rPr>
+                <w:sz w:val="19"/>
+              </w:rPr>
+              <w:t xml:space="preserve"> · 90 min</w:t>
+            </w:r>
+          </w:p>
+        </w:tc>
+        <w:tc>
+          <w:tcPr>
+            <w:tcW w:type="dxa" w:w="2405"/>
+          </w:tcPr>
+          <w:p>
+            <w:pPr>
+              <w:spacing w:before="0" w:after="0"/>
+            </w:pPr>
+            <w:r>
+              <w:rPr>
+                <w:sz w:val="19"/>
+              </w:rPr>
+              <w:t>Task 1 · Part 2 (Blocks 2.1, 2.2)</w:t>
+            </w:r>
+          </w:p>
+        </w:tc>
+        <w:tc>
+          <w:tcPr>
+            <w:tcW w:type="dxa" w:w="2200"/>
+          </w:tcPr>
+          <w:p>
+            <w:pPr>
+              <w:spacing w:before="0" w:after="0"/>
+            </w:pPr>
+            <w:r>
+              <w:rPr>
+                <w:sz w:val="19"/>
+              </w:rPr>
+              <w:t>Trainer document, section Case study</w:t>
+            </w:r>
+          </w:p>
+        </w:tc>
+      </w:tr>
+      <w:tr>
+        <w:trPr>
+          <w:cantSplit/>
+        </w:trPr>
+        <w:tc>
+          <w:tcPr>
+            <w:tcW w:type="dxa" w:w="2600"/>
+          </w:tcPr>
+          <w:p>
+            <w:pPr>
+              <w:spacing w:before="0" w:after="0"/>
+            </w:pPr>
+            <w:r>
+              <w:rPr>
+                <w:b/>
+                <w:sz w:val="19"/>
+              </w:rPr>
+              <w:t>Level 3 transfer project</w:t>
+            </w:r>
+            <w:r>
+              <w:rPr>
+                <w:sz w:val="19"/>
+              </w:rPr>
+              <w:t xml:space="preserve"> (Chief UX Architect)</w:t>
+            </w:r>
+          </w:p>
+        </w:tc>
+        <w:tc>
+          <w:tcPr>
+            <w:tcW w:type="dxa" w:w="1008"/>
+          </w:tcPr>
+          <w:p>
+            <w:pPr>
+              <w:spacing w:before="0" w:after="0"/>
+            </w:pPr>
+            <w:r>
+              <w:rPr>
+                <w:sz w:val="19"/>
+              </w:rPr>
+              <w:t>UE8–10</w:t>
+            </w:r>
+          </w:p>
+        </w:tc>
+        <w:tc>
+          <w:tcPr>
+            <w:tcW w:type="dxa" w:w="1425"/>
+          </w:tcPr>
+          <w:p>
+            <w:pPr>
+              <w:spacing w:before="0" w:after="0"/>
+            </w:pPr>
+            <w:r>
+              <w:rPr>
+                <w:b/>
+                <w:sz w:val="19"/>
+              </w:rPr>
+              <w:t>3 UE</w:t>
+            </w:r>
+            <w:r>
+              <w:rPr>
+                <w:sz w:val="19"/>
+              </w:rPr>
+              <w:t xml:space="preserve"> · 135 min</w:t>
+            </w:r>
+          </w:p>
+        </w:tc>
+        <w:tc>
+          <w:tcPr>
+            <w:tcW w:type="dxa" w:w="2405"/>
+          </w:tcPr>
+          <w:p>
+            <w:pPr>
+              <w:spacing w:before="0" w:after="0"/>
+            </w:pPr>
+            <w:r>
+              <w:rPr>
+                <w:sz w:val="19"/>
+              </w:rPr>
+              <w:t>Materi B and Task 2 (Blocks 3.1, 3.2)</w:t>
+            </w:r>
+          </w:p>
+        </w:tc>
+        <w:tc>
+          <w:tcPr>
+            <w:tcW w:type="dxa" w:w="2200"/>
+          </w:tcPr>
+          <w:p>
+            <w:pPr>
+              <w:spacing w:before="0" w:after="0"/>
+            </w:pPr>
+            <w:r>
+              <w:rPr>
+                <w:sz w:val="19"/>
+              </w:rPr>
+              <w:t>Trainer document, section Transfer project</w:t>
+            </w:r>
+          </w:p>
+        </w:tc>
+      </w:tr>
+    </w:tbl>
+    <w:p>
+      <w:pPr>
+        <w:spacing w:before="0" w:after="80"/>
+      </w:pPr>
+    </w:p>
+    <w:p>
+      <w:r>
+        <w:br w:type="page"/>
+      </w:r>
+    </w:p>
     <w:p>
       <w:pPr>
         <w:pStyle w:val="Heading1"/>
@@ -708,7 +2427,7 @@
       <w:r>
         <w:drawing>
           <wp:inline xmlns:a="http://schemas.openxmlformats.org/drawingml/2006/main" xmlns:pic="http://schemas.openxmlformats.org/drawingml/2006/picture">
-            <wp:extent cx="5940000" cy="2583118"/>
+            <wp:extent cx="5940000" cy="2770697"/>
             <wp:docPr id="1" name="Picture 1"/>
             <wp:cNvGraphicFramePr>
               <a:graphicFrameLocks noChangeAspect="1"/>
@@ -717,7 +2436,7 @@
               <a:graphicData uri="http://schemas.openxmlformats.org/drawingml/2006/picture">
                 <pic:pic>
                   <pic:nvPicPr>
-                    <pic:cNvPr id="0" name="d8_a1_ia-tree.png"/>
+                    <pic:cNvPr id="0" name="d8_a1_ia-tree-10d436a9b398.png"/>
                     <pic:cNvPicPr/>
                   </pic:nvPicPr>
                   <pic:blipFill>
@@ -729,7 +2448,7 @@
                   <pic:spPr>
                     <a:xfrm>
                       <a:off x="0" y="0"/>
-                      <a:ext cx="5940000" cy="2583118"/>
+                      <a:ext cx="5940000" cy="2770697"/>
                     </a:xfrm>
                     <a:prstGeom prst="rect"/>
                   </pic:spPr>
@@ -763,7 +2482,7 @@
       <w:r>
         <w:drawing>
           <wp:inline xmlns:a="http://schemas.openxmlformats.org/drawingml/2006/main" xmlns:pic="http://schemas.openxmlformats.org/drawingml/2006/picture">
-            <wp:extent cx="5940000" cy="1477184"/>
+            <wp:extent cx="5940000" cy="1664763"/>
             <wp:docPr id="2" name="Picture 2"/>
             <wp:cNvGraphicFramePr>
               <a:graphicFrameLocks noChangeAspect="1"/>
@@ -772,7 +2491,7 @@
               <a:graphicData uri="http://schemas.openxmlformats.org/drawingml/2006/picture">
                 <pic:pic>
                   <pic:nvPicPr>
-                    <pic:cNvPr id="0" name="d8_a1_orientation.png"/>
+                    <pic:cNvPr id="0" name="d8_a1_orientation-6dfaea735a18.png"/>
                     <pic:cNvPicPr/>
                   </pic:nvPicPr>
                   <pic:blipFill>
@@ -784,7 +2503,7 @@
                   <pic:spPr>
                     <a:xfrm>
                       <a:off x="0" y="0"/>
-                      <a:ext cx="5940000" cy="1477184"/>
+                      <a:ext cx="5940000" cy="1664763"/>
                     </a:xfrm>
                     <a:prstGeom prst="rect"/>
                   </pic:spPr>
@@ -1205,7 +2924,7 @@
       <w:r>
         <w:drawing>
           <wp:inline xmlns:a="http://schemas.openxmlformats.org/drawingml/2006/main" xmlns:pic="http://schemas.openxmlformats.org/drawingml/2006/picture">
-            <wp:extent cx="5940000" cy="2813684"/>
+            <wp:extent cx="5940000" cy="3001263"/>
             <wp:docPr id="3" name="Picture 3"/>
             <wp:cNvGraphicFramePr>
               <a:graphicFrameLocks noChangeAspect="1"/>
@@ -1214,7 +2933,7 @@
               <a:graphicData uri="http://schemas.openxmlformats.org/drawingml/2006/picture">
                 <pic:pic>
                   <pic:nvPicPr>
-                    <pic:cNvPr id="0" name="d8_a2_visual-hierarchy.png"/>
+                    <pic:cNvPr id="0" name="d8_a2_visual-hierarchy-53a7e859a307.png"/>
                     <pic:cNvPicPr/>
                   </pic:nvPicPr>
                   <pic:blipFill>
@@ -1226,7 +2945,7 @@
                   <pic:spPr>
                     <a:xfrm>
                       <a:off x="0" y="0"/>
-                      <a:ext cx="5940000" cy="2813684"/>
+                      <a:ext cx="5940000" cy="3001263"/>
                     </a:xfrm>
                     <a:prstGeom prst="rect"/>
                   </pic:spPr>
@@ -1664,7 +3383,7 @@
       <w:r>
         <w:drawing>
           <wp:inline xmlns:a="http://schemas.openxmlformats.org/drawingml/2006/main" xmlns:pic="http://schemas.openxmlformats.org/drawingml/2006/picture">
-            <wp:extent cx="5940000" cy="1473276"/>
+            <wp:extent cx="5940000" cy="1660855"/>
             <wp:docPr id="4" name="Picture 4"/>
             <wp:cNvGraphicFramePr>
               <a:graphicFrameLocks noChangeAspect="1"/>
@@ -1673,7 +3392,7 @@
               <a:graphicData uri="http://schemas.openxmlformats.org/drawingml/2006/picture">
                 <pic:pic>
                   <pic:nvPicPr>
-                    <pic:cNvPr id="0" name="d8_a3_response-times.png"/>
+                    <pic:cNvPr id="0" name="d8_a3_response-times-714e76813981.png"/>
                     <pic:cNvPicPr/>
                   </pic:nvPicPr>
                   <pic:blipFill>
@@ -1685,7 +3404,7 @@
                   <pic:spPr>
                     <a:xfrm>
                       <a:off x="0" y="0"/>
-                      <a:ext cx="5940000" cy="1473276"/>
+                      <a:ext cx="5940000" cy="1660855"/>
                     </a:xfrm>
                     <a:prstGeom prst="rect"/>
                   </pic:spPr>
@@ -2097,7 +3816,7 @@
       <w:r>
         <w:drawing>
           <wp:inline xmlns:a="http://schemas.openxmlformats.org/drawingml/2006/main" xmlns:pic="http://schemas.openxmlformats.org/drawingml/2006/picture">
-            <wp:extent cx="5940000" cy="2508868"/>
+            <wp:extent cx="5940000" cy="2696447"/>
             <wp:docPr id="5" name="Picture 5"/>
             <wp:cNvGraphicFramePr>
               <a:graphicFrameLocks noChangeAspect="1"/>
@@ -2106,7 +3825,7 @@
               <a:graphicData uri="http://schemas.openxmlformats.org/drawingml/2006/picture">
                 <pic:pic>
                   <pic:nvPicPr>
-                    <pic:cNvPr id="0" name="d8_a4_mistakes.png"/>
+                    <pic:cNvPr id="0" name="d8_a4_mistakes-eba2df3c38e0.png"/>
                     <pic:cNvPicPr/>
                   </pic:nvPicPr>
                   <pic:blipFill>
@@ -2118,7 +3837,7 @@
                   <pic:spPr>
                     <a:xfrm>
                       <a:off x="0" y="0"/>
-                      <a:ext cx="5940000" cy="2508868"/>
+                      <a:ext cx="5940000" cy="2696447"/>
                     </a:xfrm>
                     <a:prstGeom prst="rect"/>
                   </pic:spPr>
@@ -2718,7 +4437,7 @@
       <w:r>
         <w:drawing>
           <wp:inline xmlns:a="http://schemas.openxmlformats.org/drawingml/2006/main" xmlns:pic="http://schemas.openxmlformats.org/drawingml/2006/picture">
-            <wp:extent cx="5940000" cy="1766368"/>
+            <wp:extent cx="5940000" cy="1953947"/>
             <wp:docPr id="6" name="Picture 6"/>
             <wp:cNvGraphicFramePr>
               <a:graphicFrameLocks noChangeAspect="1"/>
@@ -2727,7 +4446,7 @@
               <a:graphicData uri="http://schemas.openxmlformats.org/drawingml/2006/picture">
                 <pic:pic>
                   <pic:nvPicPr>
-                    <pic:cNvPr id="0" name="d8_a5_options-cost.png"/>
+                    <pic:cNvPr id="0" name="d8_a5_options-cost-0118f27e2623.png"/>
                     <pic:cNvPicPr/>
                   </pic:nvPicPr>
                   <pic:blipFill>
@@ -2739,7 +4458,7 @@
                   <pic:spPr>
                     <a:xfrm>
                       <a:off x="0" y="0"/>
-                      <a:ext cx="5940000" cy="1766368"/>
+                      <a:ext cx="5940000" cy="1953947"/>
                     </a:xfrm>
                     <a:prstGeom prst="rect"/>
                   </pic:spPr>
@@ -3664,7 +5383,7 @@
       <w:r>
         <w:drawing>
           <wp:inline xmlns:a="http://schemas.openxmlformats.org/drawingml/2006/main" xmlns:pic="http://schemas.openxmlformats.org/drawingml/2006/picture">
-            <wp:extent cx="5940000" cy="1316961"/>
+            <wp:extent cx="5940000" cy="1504539"/>
             <wp:docPr id="7" name="Picture 7"/>
             <wp:cNvGraphicFramePr>
               <a:graphicFrameLocks noChangeAspect="1"/>
@@ -3673,7 +5392,7 @@
               <a:graphicData uri="http://schemas.openxmlformats.org/drawingml/2006/picture">
                 <pic:pic>
                   <pic:nvPicPr>
-                    <pic:cNvPr id="0" name="d8_b1_design-chain.png"/>
+                    <pic:cNvPr id="0" name="d8_b1_design-chain-ab446a6f6e64.png"/>
                     <pic:cNvPicPr/>
                   </pic:nvPicPr>
                   <pic:blipFill>
@@ -3685,7 +5404,7 @@
                   <pic:spPr>
                     <a:xfrm>
                       <a:off x="0" y="0"/>
-                      <a:ext cx="5940000" cy="1316961"/>
+                      <a:ext cx="5940000" cy="1504539"/>
                     </a:xfrm>
                     <a:prstGeom prst="rect"/>
                   </pic:spPr>
@@ -4378,7 +6097,7 @@
       <w:r>
         <w:drawing>
           <wp:inline xmlns:a="http://schemas.openxmlformats.org/drawingml/2006/main" xmlns:pic="http://schemas.openxmlformats.org/drawingml/2006/picture">
-            <wp:extent cx="5940000" cy="3470211"/>
+            <wp:extent cx="5940000" cy="3657789"/>
             <wp:docPr id="8" name="Picture 8"/>
             <wp:cNvGraphicFramePr>
               <a:graphicFrameLocks noChangeAspect="1"/>
@@ -4387,7 +6106,7 @@
               <a:graphicData uri="http://schemas.openxmlformats.org/drawingml/2006/picture">
                 <pic:pic>
                   <pic:nvPicPr>
-                    <pic:cNvPr id="0" name="d8_b2_reduction-vs-guidance.png"/>
+                    <pic:cNvPr id="0" name="d8_b2_reduction-vs-guidance-0ff6ddca6432.png"/>
                     <pic:cNvPicPr/>
                   </pic:nvPicPr>
                   <pic:blipFill>
@@ -4399,7 +6118,7 @@
                   <pic:spPr>
                     <a:xfrm>
                       <a:off x="0" y="0"/>
-                      <a:ext cx="5940000" cy="3470211"/>
+                      <a:ext cx="5940000" cy="3657789"/>
                     </a:xfrm>
                     <a:prstGeom prst="rect"/>
                   </pic:spPr>
@@ -5136,7 +6855,7 @@
       <w:r>
         <w:drawing>
           <wp:inline xmlns:a="http://schemas.openxmlformats.org/drawingml/2006/main" xmlns:pic="http://schemas.openxmlformats.org/drawingml/2006/picture">
-            <wp:extent cx="5940000" cy="2719895"/>
+            <wp:extent cx="5940000" cy="2907474"/>
             <wp:docPr id="9" name="Picture 9"/>
             <wp:cNvGraphicFramePr>
               <a:graphicFrameLocks noChangeAspect="1"/>
@@ -5145,7 +6864,7 @@
               <a:graphicData uri="http://schemas.openxmlformats.org/drawingml/2006/picture">
                 <pic:pic>
                   <pic:nvPicPr>
-                    <pic:cNvPr id="0" name="d8_b3_decision-frame.png"/>
+                    <pic:cNvPr id="0" name="d8_b3_decision-frame-a96c3087359f.png"/>
                     <pic:cNvPicPr/>
                   </pic:nvPicPr>
                   <pic:blipFill>
@@ -5157,7 +6876,7 @@
                   <pic:spPr>
                     <a:xfrm>
                       <a:off x="0" y="0"/>
-                      <a:ext cx="5940000" cy="2719895"/>
+                      <a:ext cx="5940000" cy="2907474"/>
                     </a:xfrm>
                     <a:prstGeom prst="rect"/>
                   </pic:spPr>
@@ -5463,6 +7182,622 @@
         </w:rPr>
         <w:t>Spencer 2009 · Nielsen 2000 · Klein 2007 · Bezos 2016</w:t>
       </w:r>
+    </w:p>
+    <w:p>
+      <w:r>
+        <w:br w:type="page"/>
+      </w:r>
+    </w:p>
+    <w:p>
+      <w:pPr>
+        <w:pStyle w:val="Heading1"/>
+        <w:pBdr>
+          <w:bottom w:val="single" w:sz="8" w:space="2" w:color="17212E"/>
+        </w:pBdr>
+      </w:pPr>
+      <w:r>
+        <w:rPr/>
+        <w:t>Use in class: presentation and handout</w:t>
+      </w:r>
+    </w:p>
+    <w:p>
+      <w:pPr>
+        <w:spacing w:before="0" w:after="100"/>
+      </w:pPr>
+      <w:r>
+        <w:rPr/>
+        <w:t xml:space="preserve">Mark of use for the study material. </w:t>
+      </w:r>
+      <w:r>
+        <w:rPr>
+          <w:b/>
+        </w:rPr>
+        <w:t>Presentation</w:t>
+      </w:r>
+      <w:r>
+        <w:rPr/>
+        <w:t xml:space="preserve"> is what the trainer shows on screen; </w:t>
+      </w:r>
+      <w:r>
+        <w:rPr>
+          <w:b/>
+        </w:rPr>
+        <w:t>Handout</w:t>
+      </w:r>
+      <w:r>
+        <w:rPr/>
+        <w:t xml:space="preserve"> is what participants read and keep.</w:t>
+      </w:r>
+    </w:p>
+    <w:tbl>
+      <w:tblPr>
+        <w:tblW w:w="9638" w:type="dxa"/>
+        <w:tblBorders>
+          <w:top w:val="single" w:sz="4" w:space="0" w:color="D5DEE9"/>
+          <w:left w:val="single" w:sz="4" w:space="0" w:color="D5DEE9"/>
+          <w:bottom w:val="single" w:sz="4" w:space="0" w:color="D5DEE9"/>
+          <w:right w:val="single" w:sz="4" w:space="0" w:color="D5DEE9"/>
+          <w:insideH w:val="single" w:sz="4" w:space="0" w:color="D5DEE9"/>
+          <w:insideV w:val="single" w:sz="4" w:space="0" w:color="D5DEE9"/>
+        </w:tblBorders>
+        <w:tblLayout w:type="fixed"/>
+        <w:tblCellMar>
+          <w:top w:w="60" w:type="dxa"/>
+          <w:left w:w="100" w:type="dxa"/>
+          <w:bottom w:w="60" w:type="dxa"/>
+          <w:right w:w="100" w:type="dxa"/>
+        </w:tblCellMar>
+      </w:tblPr>
+      <w:tblGrid>
+        <w:gridCol w:w="4433"/>
+        <w:gridCol w:w="3731"/>
+        <w:gridCol w:w="1474"/>
+      </w:tblGrid>
+      <w:tr>
+        <w:trPr>
+          <w:cantSplit/>
+          <w:tblHeader/>
+        </w:trPr>
+        <w:tc>
+          <w:tcPr>
+            <w:tcW w:type="dxa" w:w="4433"/>
+            <w:shd w:val="clear" w:color="auto" w:fill="E6ECF4"/>
+          </w:tcPr>
+          <w:p>
+            <w:pPr>
+              <w:spacing w:before="0" w:after="0"/>
+            </w:pPr>
+            <w:r>
+              <w:rPr>
+                <w:b/>
+                <w:sz w:val="20"/>
+              </w:rPr>
+              <w:t>Card</w:t>
+            </w:r>
+          </w:p>
+        </w:tc>
+        <w:tc>
+          <w:tcPr>
+            <w:tcW w:type="dxa" w:w="3731"/>
+            <w:shd w:val="clear" w:color="auto" w:fill="E6ECF4"/>
+          </w:tcPr>
+          <w:p>
+            <w:pPr>
+              <w:spacing w:before="0" w:after="0"/>
+            </w:pPr>
+            <w:r>
+              <w:rPr>
+                <w:b/>
+                <w:sz w:val="20"/>
+              </w:rPr>
+              <w:t>Presentation (shown on the playground)</w:t>
+            </w:r>
+          </w:p>
+        </w:tc>
+        <w:tc>
+          <w:tcPr>
+            <w:tcW w:type="dxa" w:w="1474"/>
+            <w:shd w:val="clear" w:color="auto" w:fill="E6ECF4"/>
+          </w:tcPr>
+          <w:p>
+            <w:pPr>
+              <w:spacing w:before="0" w:after="0"/>
+            </w:pPr>
+            <w:r>
+              <w:rPr>
+                <w:b/>
+                <w:sz w:val="20"/>
+              </w:rPr>
+              <w:t>Handout</w:t>
+            </w:r>
+          </w:p>
+        </w:tc>
+      </w:tr>
+      <w:tr>
+        <w:trPr>
+          <w:cantSplit/>
+        </w:trPr>
+        <w:tc>
+          <w:tcPr>
+            <w:tcW w:type="dxa" w:w="4433"/>
+          </w:tcPr>
+          <w:p>
+            <w:pPr>
+              <w:spacing w:before="0" w:after="0"/>
+            </w:pPr>
+            <w:r>
+              <w:rPr>
+                <w:b/>
+                <w:sz w:val="20"/>
+              </w:rPr>
+              <w:t>A1</w:t>
+            </w:r>
+            <w:r>
+              <w:rPr>
+                <w:sz w:val="20"/>
+              </w:rPr>
+              <w:t xml:space="preserve"> · Structure: information architecture, hierarchy and orientation (Core)</w:t>
+            </w:r>
+          </w:p>
+        </w:tc>
+        <w:tc>
+          <w:tcPr>
+            <w:tcW w:type="dxa" w:w="3731"/>
+          </w:tcPr>
+          <w:p>
+            <w:pPr>
+              <w:spacing w:before="0" w:after="0"/>
+            </w:pPr>
+            <w:r>
+              <w:rPr>
+                <w:sz w:val="20"/>
+              </w:rPr>
+              <w:t>Scan line and Figures 1–2; the "In plain words" and "How to decide" boxes</w:t>
+            </w:r>
+          </w:p>
+        </w:tc>
+        <w:tc>
+          <w:tcPr>
+            <w:tcW w:type="dxa" w:w="1474"/>
+          </w:tcPr>
+          <w:p>
+            <w:pPr>
+              <w:spacing w:before="0" w:after="0"/>
+            </w:pPr>
+            <w:r>
+              <w:rPr>
+                <w:sz w:val="20"/>
+              </w:rPr>
+              <w:t>The whole card</w:t>
+            </w:r>
+          </w:p>
+        </w:tc>
+      </w:tr>
+      <w:tr>
+        <w:trPr>
+          <w:cantSplit/>
+        </w:trPr>
+        <w:tc>
+          <w:tcPr>
+            <w:tcW w:type="dxa" w:w="4433"/>
+          </w:tcPr>
+          <w:p>
+            <w:pPr>
+              <w:spacing w:before="0" w:after="0"/>
+            </w:pPr>
+            <w:r>
+              <w:rPr>
+                <w:b/>
+                <w:sz w:val="20"/>
+              </w:rPr>
+              <w:t>A2</w:t>
+            </w:r>
+            <w:r>
+              <w:rPr>
+                <w:sz w:val="20"/>
+              </w:rPr>
+              <w:t xml:space="preserve"> · Visual design: hierarchy, legibility, consistency and reduction (Core)</w:t>
+            </w:r>
+          </w:p>
+        </w:tc>
+        <w:tc>
+          <w:tcPr>
+            <w:tcW w:type="dxa" w:w="3731"/>
+          </w:tcPr>
+          <w:p>
+            <w:pPr>
+              <w:spacing w:before="0" w:after="0"/>
+            </w:pPr>
+            <w:r>
+              <w:rPr>
+                <w:sz w:val="20"/>
+              </w:rPr>
+              <w:t>Scan line and Figure 3; the "In plain words" and "How to decide" boxes</w:t>
+            </w:r>
+          </w:p>
+        </w:tc>
+        <w:tc>
+          <w:tcPr>
+            <w:tcW w:type="dxa" w:w="1474"/>
+          </w:tcPr>
+          <w:p>
+            <w:pPr>
+              <w:spacing w:before="0" w:after="0"/>
+            </w:pPr>
+            <w:r>
+              <w:rPr>
+                <w:sz w:val="20"/>
+              </w:rPr>
+              <w:t>The whole card</w:t>
+            </w:r>
+          </w:p>
+        </w:tc>
+      </w:tr>
+      <w:tr>
+        <w:trPr>
+          <w:cantSplit/>
+        </w:trPr>
+        <w:tc>
+          <w:tcPr>
+            <w:tcW w:type="dxa" w:w="4433"/>
+          </w:tcPr>
+          <w:p>
+            <w:pPr>
+              <w:spacing w:before="0" w:after="0"/>
+            </w:pPr>
+            <w:r>
+              <w:rPr>
+                <w:b/>
+                <w:sz w:val="20"/>
+              </w:rPr>
+              <w:t>A3</w:t>
+            </w:r>
+            <w:r>
+              <w:rPr>
+                <w:sz w:val="20"/>
+              </w:rPr>
+              <w:t xml:space="preserve"> · Interaction and user guidance: operability, calls to action, feedback (Core)</w:t>
+            </w:r>
+          </w:p>
+        </w:tc>
+        <w:tc>
+          <w:tcPr>
+            <w:tcW w:type="dxa" w:w="3731"/>
+          </w:tcPr>
+          <w:p>
+            <w:pPr>
+              <w:spacing w:before="0" w:after="0"/>
+            </w:pPr>
+            <w:r>
+              <w:rPr>
+                <w:sz w:val="20"/>
+              </w:rPr>
+              <w:t>Scan line and Figure 4; the "In plain words" and "How to decide" boxes</w:t>
+            </w:r>
+          </w:p>
+        </w:tc>
+        <w:tc>
+          <w:tcPr>
+            <w:tcW w:type="dxa" w:w="1474"/>
+          </w:tcPr>
+          <w:p>
+            <w:pPr>
+              <w:spacing w:before="0" w:after="0"/>
+            </w:pPr>
+            <w:r>
+              <w:rPr>
+                <w:sz w:val="20"/>
+              </w:rPr>
+              <w:t>The whole card</w:t>
+            </w:r>
+          </w:p>
+        </w:tc>
+      </w:tr>
+      <w:tr>
+        <w:trPr>
+          <w:cantSplit/>
+        </w:trPr>
+        <w:tc>
+          <w:tcPr>
+            <w:tcW w:type="dxa" w:w="4433"/>
+          </w:tcPr>
+          <w:p>
+            <w:pPr>
+              <w:spacing w:before="0" w:after="0"/>
+            </w:pPr>
+            <w:r>
+              <w:rPr>
+                <w:b/>
+                <w:sz w:val="20"/>
+              </w:rPr>
+              <w:t>A4</w:t>
+            </w:r>
+            <w:r>
+              <w:rPr>
+                <w:sz w:val="20"/>
+              </w:rPr>
+              <w:t xml:space="preserve"> · Typical UX/UI mistakes and the link to learning psychology (Optional)</w:t>
+            </w:r>
+          </w:p>
+        </w:tc>
+        <w:tc>
+          <w:tcPr>
+            <w:tcW w:type="dxa" w:w="3731"/>
+          </w:tcPr>
+          <w:p>
+            <w:pPr>
+              <w:spacing w:before="0" w:after="0"/>
+            </w:pPr>
+            <w:r>
+              <w:rPr>
+                <w:sz w:val="20"/>
+              </w:rPr>
+              <w:t>Not shown (self-study)</w:t>
+            </w:r>
+          </w:p>
+        </w:tc>
+        <w:tc>
+          <w:tcPr>
+            <w:tcW w:type="dxa" w:w="1474"/>
+          </w:tcPr>
+          <w:p>
+            <w:pPr>
+              <w:spacing w:before="0" w:after="0"/>
+            </w:pPr>
+            <w:r>
+              <w:rPr>
+                <w:sz w:val="20"/>
+              </w:rPr>
+              <w:t>The whole card</w:t>
+            </w:r>
+          </w:p>
+        </w:tc>
+      </w:tr>
+      <w:tr>
+        <w:trPr>
+          <w:cantSplit/>
+        </w:trPr>
+        <w:tc>
+          <w:tcPr>
+            <w:tcW w:type="dxa" w:w="4433"/>
+          </w:tcPr>
+          <w:p>
+            <w:pPr>
+              <w:spacing w:before="0" w:after="0"/>
+            </w:pPr>
+            <w:r>
+              <w:rPr>
+                <w:b/>
+                <w:sz w:val="20"/>
+              </w:rPr>
+              <w:t>A5</w:t>
+            </w:r>
+            <w:r>
+              <w:rPr>
+                <w:sz w:val="20"/>
+              </w:rPr>
+              <w:t xml:space="preserve"> · Weighing a design measure: user impact, effort, risk (Core)</w:t>
+            </w:r>
+          </w:p>
+        </w:tc>
+        <w:tc>
+          <w:tcPr>
+            <w:tcW w:type="dxa" w:w="3731"/>
+          </w:tcPr>
+          <w:p>
+            <w:pPr>
+              <w:spacing w:before="0" w:after="0"/>
+            </w:pPr>
+            <w:r>
+              <w:rPr>
+                <w:sz w:val="20"/>
+              </w:rPr>
+              <w:t>Scan line and Figure 6; the "In plain words" and "How to decide" boxes</w:t>
+            </w:r>
+          </w:p>
+        </w:tc>
+        <w:tc>
+          <w:tcPr>
+            <w:tcW w:type="dxa" w:w="1474"/>
+          </w:tcPr>
+          <w:p>
+            <w:pPr>
+              <w:spacing w:before="0" w:after="0"/>
+            </w:pPr>
+            <w:r>
+              <w:rPr>
+                <w:sz w:val="20"/>
+              </w:rPr>
+              <w:t>The whole card</w:t>
+            </w:r>
+          </w:p>
+        </w:tc>
+      </w:tr>
+      <w:tr>
+        <w:trPr>
+          <w:cantSplit/>
+        </w:trPr>
+        <w:tc>
+          <w:tcPr>
+            <w:tcW w:type="dxa" w:w="4433"/>
+          </w:tcPr>
+          <w:p>
+            <w:pPr>
+              <w:spacing w:before="0" w:after="0"/>
+            </w:pPr>
+            <w:r>
+              <w:rPr>
+                <w:b/>
+                <w:sz w:val="20"/>
+              </w:rPr>
+              <w:t>B1</w:t>
+            </w:r>
+            <w:r>
+              <w:rPr>
+                <w:sz w:val="20"/>
+              </w:rPr>
+              <w:t xml:space="preserve"> · Design as decision architecture: structure beats surface (Core)</w:t>
+            </w:r>
+          </w:p>
+        </w:tc>
+        <w:tc>
+          <w:tcPr>
+            <w:tcW w:type="dxa" w:w="3731"/>
+          </w:tcPr>
+          <w:p>
+            <w:pPr>
+              <w:spacing w:before="0" w:after="0"/>
+            </w:pPr>
+            <w:r>
+              <w:rPr>
+                <w:sz w:val="20"/>
+              </w:rPr>
+              <w:t>Scan line and Figure 7; the "In plain words" and "How to decide" boxes</w:t>
+            </w:r>
+          </w:p>
+        </w:tc>
+        <w:tc>
+          <w:tcPr>
+            <w:tcW w:type="dxa" w:w="1474"/>
+          </w:tcPr>
+          <w:p>
+            <w:pPr>
+              <w:spacing w:before="0" w:after="0"/>
+            </w:pPr>
+            <w:r>
+              <w:rPr>
+                <w:sz w:val="20"/>
+              </w:rPr>
+              <w:t>The whole card</w:t>
+            </w:r>
+          </w:p>
+        </w:tc>
+      </w:tr>
+      <w:tr>
+        <w:trPr>
+          <w:cantSplit/>
+        </w:trPr>
+        <w:tc>
+          <w:tcPr>
+            <w:tcW w:type="dxa" w:w="4433"/>
+          </w:tcPr>
+          <w:p>
+            <w:pPr>
+              <w:spacing w:before="0" w:after="0"/>
+            </w:pPr>
+            <w:r>
+              <w:rPr>
+                <w:b/>
+                <w:sz w:val="20"/>
+              </w:rPr>
+              <w:t>B2</w:t>
+            </w:r>
+            <w:r>
+              <w:rPr>
+                <w:sz w:val="20"/>
+              </w:rPr>
+              <w:t xml:space="preserve"> · Conflicting goals: design against functionality, and too complex against too reduced (Core)</w:t>
+            </w:r>
+          </w:p>
+        </w:tc>
+        <w:tc>
+          <w:tcPr>
+            <w:tcW w:type="dxa" w:w="3731"/>
+          </w:tcPr>
+          <w:p>
+            <w:pPr>
+              <w:spacing w:before="0" w:after="0"/>
+            </w:pPr>
+            <w:r>
+              <w:rPr>
+                <w:sz w:val="20"/>
+              </w:rPr>
+              <w:t>Scan line and Figure 8; the "In plain words" and "How to decide" boxes</w:t>
+            </w:r>
+          </w:p>
+        </w:tc>
+        <w:tc>
+          <w:tcPr>
+            <w:tcW w:type="dxa" w:w="1474"/>
+          </w:tcPr>
+          <w:p>
+            <w:pPr>
+              <w:spacing w:before="0" w:after="0"/>
+            </w:pPr>
+            <w:r>
+              <w:rPr>
+                <w:sz w:val="20"/>
+              </w:rPr>
+              <w:t>The whole card</w:t>
+            </w:r>
+          </w:p>
+        </w:tc>
+      </w:tr>
+      <w:tr>
+        <w:trPr>
+          <w:cantSplit/>
+        </w:trPr>
+        <w:tc>
+          <w:tcPr>
+            <w:tcW w:type="dxa" w:w="4433"/>
+          </w:tcPr>
+          <w:p>
+            <w:pPr>
+              <w:spacing w:before="0" w:after="0"/>
+            </w:pPr>
+            <w:r>
+              <w:rPr>
+                <w:b/>
+                <w:sz w:val="20"/>
+              </w:rPr>
+              <w:t>B3</w:t>
+            </w:r>
+            <w:r>
+              <w:rPr>
+                <w:sz w:val="20"/>
+              </w:rPr>
+              <w:t xml:space="preserve"> · Deciding without user tests: a structure, principles and guidance you can check later (Core)</w:t>
+            </w:r>
+          </w:p>
+        </w:tc>
+        <w:tc>
+          <w:tcPr>
+            <w:tcW w:type="dxa" w:w="3731"/>
+          </w:tcPr>
+          <w:p>
+            <w:pPr>
+              <w:spacing w:before="0" w:after="0"/>
+            </w:pPr>
+            <w:r>
+              <w:rPr>
+                <w:sz w:val="20"/>
+              </w:rPr>
+              <w:t>Scan line and Figure 9; the "In plain words" and "How to decide" boxes</w:t>
+            </w:r>
+          </w:p>
+        </w:tc>
+        <w:tc>
+          <w:tcPr>
+            <w:tcW w:type="dxa" w:w="1474"/>
+          </w:tcPr>
+          <w:p>
+            <w:pPr>
+              <w:spacing w:before="0" w:after="0"/>
+            </w:pPr>
+            <w:r>
+              <w:rPr>
+                <w:sz w:val="20"/>
+              </w:rPr>
+              <w:t>The whole card</w:t>
+            </w:r>
+          </w:p>
+        </w:tc>
+      </w:tr>
+    </w:tbl>
+    <w:p>
+      <w:pPr>
+        <w:spacing w:before="0" w:after="80"/>
+      </w:pPr>
     </w:p>
     <w:p>
       <w:pPr>
@@ -8360,6 +10695,186 @@
         <w:spacing w:before="0" w:after="80"/>
       </w:pPr>
     </w:p>
+    <w:p>
+      <w:r>
+        <w:br w:type="page"/>
+      </w:r>
+    </w:p>
+    <w:p>
+      <w:pPr>
+        <w:pStyle w:val="Heading1"/>
+        <w:pBdr>
+          <w:bottom w:val="single" w:sz="8" w:space="2" w:color="17212E"/>
+        </w:pBdr>
+      </w:pPr>
+      <w:r>
+        <w:rPr/>
+        <w:t>The playground: where we practise online</w:t>
+      </w:r>
+    </w:p>
+    <w:p>
+      <w:pPr>
+        <w:spacing w:before="0" w:after="100"/>
+      </w:pPr>
+      <w:r>
+        <w:rPr/>
+        <w:t>In class we use the course website as the place to practise and to learn. Every day has its own address, in the same pattern: the day number is the last part.</w:t>
+      </w:r>
+    </w:p>
+    <w:tbl>
+      <w:tblPr>
+        <w:tblW w:w="9638" w:type="dxa"/>
+        <w:tblBorders>
+          <w:top w:val="single" w:sz="4" w:space="0" w:color="D5DEE9"/>
+          <w:left w:val="single" w:sz="4" w:space="0" w:color="D5DEE9"/>
+          <w:bottom w:val="single" w:sz="4" w:space="0" w:color="D5DEE9"/>
+          <w:right w:val="single" w:sz="4" w:space="0" w:color="D5DEE9"/>
+          <w:insideH w:val="single" w:sz="4" w:space="0" w:color="D5DEE9"/>
+          <w:insideV w:val="single" w:sz="4" w:space="0" w:color="D5DEE9"/>
+        </w:tblBorders>
+        <w:tblLayout w:type="fixed"/>
+        <w:tblCellMar>
+          <w:top w:w="60" w:type="dxa"/>
+          <w:left w:w="100" w:type="dxa"/>
+          <w:bottom w:w="60" w:type="dxa"/>
+          <w:right w:w="100" w:type="dxa"/>
+        </w:tblCellMar>
+      </w:tblPr>
+      <w:tblGrid>
+        <w:gridCol w:w="3030"/>
+        <w:gridCol w:w="6608"/>
+      </w:tblGrid>
+      <w:tr>
+        <w:trPr>
+          <w:cantSplit/>
+          <w:tblHeader/>
+        </w:trPr>
+        <w:tc>
+          <w:tcPr>
+            <w:tcW w:type="dxa" w:w="3030"/>
+            <w:shd w:val="clear" w:color="auto" w:fill="E6ECF4"/>
+          </w:tcPr>
+          <w:p>
+            <w:pPr>
+              <w:spacing w:before="0" w:after="0"/>
+            </w:pPr>
+            <w:r>
+              <w:rPr>
+                <w:b/>
+                <w:sz w:val="20"/>
+              </w:rPr>
+              <w:t>What</w:t>
+            </w:r>
+          </w:p>
+        </w:tc>
+        <w:tc>
+          <w:tcPr>
+            <w:tcW w:type="dxa" w:w="6608"/>
+            <w:shd w:val="clear" w:color="auto" w:fill="E6ECF4"/>
+          </w:tcPr>
+          <w:p>
+            <w:pPr>
+              <w:spacing w:before="0" w:after="0"/>
+            </w:pPr>
+            <w:r>
+              <w:rPr>
+                <w:b/>
+                <w:sz w:val="20"/>
+              </w:rPr>
+              <w:t>Address</w:t>
+            </w:r>
+          </w:p>
+        </w:tc>
+      </w:tr>
+      <w:tr>
+        <w:trPr>
+          <w:cantSplit/>
+        </w:trPr>
+        <w:tc>
+          <w:tcPr>
+            <w:tcW w:type="dxa" w:w="3030"/>
+          </w:tcPr>
+          <w:p>
+            <w:pPr>
+              <w:spacing w:before="0" w:after="0"/>
+            </w:pPr>
+            <w:r>
+              <w:rPr>
+                <w:sz w:val="20"/>
+              </w:rPr>
+              <w:t>Course website (playground)</w:t>
+            </w:r>
+          </w:p>
+        </w:tc>
+        <w:tc>
+          <w:tcPr>
+            <w:tcW w:type="dxa" w:w="6608"/>
+          </w:tcPr>
+          <w:p>
+            <w:pPr>
+              <w:spacing w:before="0" w:after="0"/>
+            </w:pPr>
+            <w:r>
+              <w:rPr>
+                <w:sz w:val="20"/>
+              </w:rPr>
+              <w:t>https://aion-dl.vercel.app/</w:t>
+            </w:r>
+          </w:p>
+        </w:tc>
+      </w:tr>
+      <w:tr>
+        <w:trPr>
+          <w:cantSplit/>
+        </w:trPr>
+        <w:tc>
+          <w:tcPr>
+            <w:tcW w:type="dxa" w:w="3030"/>
+          </w:tcPr>
+          <w:p>
+            <w:pPr>
+              <w:spacing w:before="0" w:after="0"/>
+            </w:pPr>
+            <w:r>
+              <w:rPr>
+                <w:sz w:val="20"/>
+              </w:rPr>
+              <w:t>Day 8</w:t>
+            </w:r>
+          </w:p>
+        </w:tc>
+        <w:tc>
+          <w:tcPr>
+            <w:tcW w:type="dxa" w:w="6608"/>
+          </w:tcPr>
+          <w:p>
+            <w:pPr>
+              <w:spacing w:before="0" w:after="0"/>
+            </w:pPr>
+            <w:r>
+              <w:rPr>
+                <w:sz w:val="20"/>
+              </w:rPr>
+              <w:t>https://aion-dl.vercel.app/day/8/</w:t>
+            </w:r>
+          </w:p>
+        </w:tc>
+      </w:tr>
+    </w:tbl>
+    <w:p>
+      <w:pPr>
+        <w:spacing w:before="0" w:after="80"/>
+      </w:pPr>
+    </w:p>
+    <w:p>
+      <w:pPr>
+        <w:spacing w:before="0" w:after="100"/>
+      </w:pPr>
+      <w:r>
+        <w:rPr/>
+        <w:t>On the day page, Route 1 (Levels 1 and 2) and Route 2 (Level 3) can be opened; the cards and the tasks of this document are there too. The pattern is the same up to Day 8, for example https://aion-dl.vercel.app/day/6/.</w:t>
+      </w:r>
+    </w:p>
     <w:sectPr>
       <w:footerReference w:type="default" r:id="rId9"/>
       <w:pgSz w:w="11906" w:h="16838"/>
@@ -8386,7 +10901,7 @@
         <w:color w:val="556274"/>
         <w:sz w:val="17"/>
       </w:rPr>
-      <w:t xml:space="preserve">Habmann AufstiegsAkademie · Digital Learning · Day 8 · Materi   ·   Page </w:t>
+      <w:t xml:space="preserve">Habmann AufstiegsAkademie · Day 8 · Materi · v1.1 · 14.10.2026   ·   Page </w:t>
     </w:r>
     <w:r>
       <w:rPr>
